--- a/example_articles/countries/Brazil/5.countries_Brazil_Other_publisher.docx
+++ b/example_articles/countries/Brazil/5.countries_Brazil_Other_publisher.docx
@@ -29,17 +29,17 @@
     </w:p>
     <w:p>
       <w:r>
-        <w:t>Source File: Other publishers/Files (500) (28).DOCX</w:t>
+        <w:t>Source file: Other publishers/Files (500) (28).DOCX</w:t>
       </w:r>
     </w:p>
     <w:p>
       <w:r>
-        <w:t>Raw locations result: ['Brazil']</w:t>
+        <w:t>Raw locations result, 'locations': ['Brazil']</w:t>
       </w:r>
     </w:p>
     <w:p>
       <w:r>
-        <w:t>countries_stand_flat (Standardized): Brazil</w:t>
+        <w:t>Standardized locations result, 'countries_stand_flat': Brazil</w:t>
       </w:r>
     </w:p>
     <w:p>

--- a/example_articles/countries/Brazil/5.countries_Brazil_Other_publisher.docx
+++ b/example_articles/countries/Brazil/5.countries_Brazil_Other_publisher.docx
@@ -7,9 +7,9 @@
         <w:pStyle w:val="Heading1"/>
       </w:pPr>
       <w:r>
-        <w:t>GAY SWAY;</w:t>
+        <w:t>Tough job for old labor leader;</w:t>
         <w:br/>
-        <w:t>COMMUNITY: The Twin Cities is a tolerant metropolis where the creative class, led by gays and bohemians, may boost economic vitality.</w:t>
+        <w:t>Brazil's new president won gains as a union man. Fixing the economy may mean givebacks.</w:t>
       </w:r>
     </w:p>
     <w:p>
@@ -19,17 +19,17 @@
     </w:p>
     <w:p>
       <w:r>
-        <w:t>Date: 2002-06-23</w:t>
+        <w:t>Date: 2002-11-08</w:t>
       </w:r>
     </w:p>
     <w:p>
       <w:r>
-        <w:t>Section: VARIETY; Pg. 1E</w:t>
+        <w:t>Section: BUSINESS; Pg. D02</w:t>
       </w:r>
     </w:p>
     <w:p>
       <w:r>
-        <w:t>Source file: Other publishers/Files (500) (28).DOCX</w:t>
+        <w:t>Source file: Other publishers/Files (500) (25).DOCX</w:t>
       </w:r>
     </w:p>
     <w:p>
@@ -51,101 +51,47 @@
     </w:p>
     <w:p>
       <w:r>
-        <w:t>Ten years ago, you could barely walk down E. Hennepin Avenue or through the Minneapolis Warehouse District without stepping over an empty whiskey bottle or passing a boarded-up storefront.</w:t>
+        <w:t>For most of his adult life, union leader Luiz Inacio Lula da Silva fought for workers' benefits that made Brazilian products too expensive on world markets. Now, as the next president of the nation with South America's largest economy, he may have to roll back those benefits.</w:t>
         <w:br/>
-        <w:t xml:space="preserve">     Today, with new big-buck housing, trendy candlelit restaurants and upscale shops, these riverfront neighborhoods are looking more Soho than hobo.</w:t>
+        <w:t>Enticing his supporters to join with government and business to overhaul the nation's outdated labor laws could prove to be one of his biggest challenges after he takes office Jan. 1.</w:t>
         <w:br/>
-        <w:t xml:space="preserve">     Thank the gays and bohemians. Not because of their spending habits, but because, in big cities across the country, they're paving the way for the "creative class," the doctors, lawyers, engineers and other professionals who use their brains for a living. All this is according to a new book by Richard Florida, an economics professor at Carnegie Mellon University in Pittsburgh.</w:t>
+        <w:t>The president-elect was host to union leaders and the heads of major industry groups yesterday, trying to set in motion negotiations that would yield better wages for workers in exchange for the productivity gains that business seeks.</w:t>
         <w:br/>
-        <w:t xml:space="preserve">  "The Rise of the Creative Class: And How It's Transforming Work, Leisure, Community and Everyday Life" says that communities with a large population of gays and bohemians (artistically creative people) are more likely to thrive economically. They tend to be tolerant, open-minded communities where the creative class can find kindred spirits and an environment open to new ideas.</w:t>
+        <w:t>Brazilian reform efforts could become a yardstick for the region and will be watched closely by Latin neighbors whose economies are struggling.</w:t>
         <w:br/>
-        <w:t xml:space="preserve">     The Twin Cities were tied with Dallas for 10th on Florida's Creative Index, a multi-factor measure of creative economic strength and potential. At the top (no surprise) was the San Francisco Bay Area, followed by Austin, Texas, and Boston.</w:t>
+        <w:t>The idea for a "social pact" comes from Spain's successful 1977 negotiation among the government, the private sector and unions, which required all to make sacrifices for the country's economic well-being. Almost a decade ago, Brazil forged a similar pact in the car industry, in which business and labor made concessions that helped spur rapid growth in manufacturing.</w:t>
         <w:br/>
-        <w:t xml:space="preserve">      Identifying this phenomenon _ the correlation between gays, bohemians and economic success _ in the Twin Cities isn't particularly easy because the twin towns aren't like other cities that have San Francisco-esque gay ghettos.</w:t>
+        <w:t>"This worked because it was one sector, and the automotive sector in the economy is extremely important," said Diogo Clemente, a consultant and former human resources director for Ford Motor Co. in Brazil. A safer and surer approach, he said, would be negotiating sector by sector instead of trying for a broad "social pact."</w:t>
         <w:br/>
-        <w:t xml:space="preserve">     In fact, it's difficult to know just how many gays and lesbians live in the Twin Cities because the Census Bureau doesn't ask questions about sexual orientation.</w:t>
+        <w:t>Attending the meeting as members of Lula's Economic and Social Development Advisory Board were industrial heavyweights such as Eugenio Staub, the head of Gradiente, Brazil's large electronics manufacturer.</w:t>
         <w:br/>
-        <w:t xml:space="preserve">     But if you consider the number of same-sex households as a percentage of the total population, Minneapolis ranked sixth and St. Paul 27th among cities with populations over 250,000, according to the 2000 census. The highest concentrations are in several neighborhoods in south Minneapolis, but most neighborhoods reported that at least 1 percent of their populations are in same-sex relationships.</w:t>
+        <w:t>"The discussion isn't about sacrifice. Everyone in Brazil has sacrificed for 20 years. We are seeking a way out of sacrifice," Staub told reporters.</w:t>
         <w:br/>
-        <w:t xml:space="preserve">     In St. Paul, most neighborhoods reported that the number of same-sex partners ranged from 1 to 3.5 percent.</w:t>
+        <w:t>Unions that represent about a quarter of the workforce appear less conciliatory. They criticize the idea of trading away labor privileges, some so old they were patterned after laws imposed by Italian fascist Benito Mussolini in the 1940s.</w:t>
         <w:br/>
-        <w:t xml:space="preserve">     "We are so far advanced here in the Twin Cities that we don't have a gay-specific neighborhood," said businessman Charlie Rounds. "We are just as comfortable in Burnsville and Brooklyn Center as we are in the city."</w:t>
+        <w:t>"We are comfortable that the president-elect has the legitimacy to start this national dialogue, and we are willing to contribute to this pact," said Marcia Felipe, one of 24 directors of the Petroleum Workers Union of Rio de Janeiro State. "But workers in Brazil have been the most hurt through the years, and we can't forget that when discussing this pact. Business must now contribute a bit more."</w:t>
         <w:br/>
-        <w:t xml:space="preserve">      Rounds said that his own St. Louis Park neighborhood is a good example. Three of his neighbors are gay, even though most residents belong to a nearby Orthodox synagogue. And Rounds and his partner weren't the only same-sex couple to show up at a neighbor's recent bar mitzvah.</w:t>
+        <w:t>Banking-sector unions, among the country's most organized, warn that they will not give in to demands for more flexibility in wages and benefits.</w:t>
         <w:br/>
-        <w:t xml:space="preserve">     "We live in a very tolerant society," he said. "You'd be hard-pressed to find a metro area where that's as true as in the Twin Cities."</w:t>
+        <w:t>"We want Lula, who says he will be the negotiator for the working class, to tell the business class that [flexibility] won't generate employment," said Marcelo de Oliveira Silva, general coordinator of the Banking Union of the Baixada Fluminense, a large region of metropolitan Rio de Janeiro. "If banks today make billions in profit and are reducing the number of employees, you can't say flexibility will mean better pay."</w:t>
         <w:br/>
-        <w:t xml:space="preserve">      According to Florida's survey and data analysis, the Twin Cities area ranks 29th on the Gay Index, but third on the Bohemian Index, behind New York and Nashville. Minneapolis and St. Paul ranked fifth on the Innovation Index, 21st on the High-Tech Index, and sixth in the Creative Class index.</w:t>
+        <w:t>Brazil's president-elect also faces the challenge of curbing runaway labor complaints. The nation's Supreme Labor Tribunal said new complaints last year exceeded 2.3 million, and that 58 percent of the complaints were against the government as an employer. On average it takes four years for courts to resolve a labor complaint, but labor lawyers such as Jose Teixera de Lima, who has practiced for 25 years in Rio de Janeiro, say cases lasting 20 years are not uncommon.</w:t>
         <w:br/>
-        <w:t xml:space="preserve">      Anecdotal evidence suggests that Florida's theory seems to be playing itself out in several Twin Cities neighborhoods, including Lowertown in St. Paul, Uptown in Minneapolis and emerging neighborhoods on both sides of the downtown Minneapolis riverfront.</w:t>
+        <w:t>"Twenty years in a lawsuit, you lose hope, you lose finality, you lose objectivity. It obstructs justice. Demoralizes," he said.</w:t>
         <w:br/>
-        <w:t xml:space="preserve">     There's so much interest in these near-downtown neighborhoods that some residents in parts of northeast Minneapolis are trying to declare themselves an official arts district, in hopes of staving off the kind of gentrification that causes housing prices to soar.</w:t>
+        <w:t>Lula says that his past as Brazil's best-known trade unionist makes him credible to both business and labor and that he can bridge the divide between workers and capital. Unions clearly expect him to come down on their side. Business distrusts him.</w:t>
         <w:br/>
-        <w:t xml:space="preserve">     "People don't want a repeat of what happened in the Warehouse District," said Lauri Svedberg, an artist who owns a home and studio in Northeast. "Then, business becomes an enemy rather than an ally."</w:t>
+        <w:t>Absent a pact that makes industry more competitive, business leaders warn, Brazil's economy will remain in the dumps and Lula will not have the tax revenue to pay for schools and health care.</w:t>
         <w:br/>
-        <w:t xml:space="preserve">      During much of the 1980s, the once-seedy Warehouse District was a haven for artists seeking inexpensive housing. Today, those spaces have been reincarnated as trendy storefronts, condominiums and townhouses.</w:t>
+        <w:t>An estimated 60 percent of Brazil's workforce is in the informal or semi-informal economy, not paying taxes or contributing to the social security system that pays welfare and government pension programs, which now pay out more than they bring in.</w:t>
         <w:br/>
-        <w:t xml:space="preserve">      Northeast, just across the river from downtown and the Warehouse District, is and has always been a working-class neighborhood where some said its claim to fame was a bar on every corner. That wasn't and isn't literally true, but it was a place where Eastern European immigrants could live affordably.</w:t>
+        <w:t>Business in Brazil pays 80 percent to 102 percent of its wages in benefits, taxes and social welfare contributions required by the government. Workers are guaranteed 13 months of pay in the calendar year, 30 days of vacation and a bonus of one-third of salary during that vacation period. Firing a worker requires 30 days' notice and a host of pay benefits for that worker.</w:t>
         <w:br/>
-        <w:t xml:space="preserve">      Today, the neighborhood is solidifying its reputation as an artist's neighborhood with a new generation of Hispanic and East Indian immigrants.</w:t>
+        <w:t>Business is resigned to keeping the generous benefit structure but wants the flexibility to make workers use vacation time during low-demand periods, and to spread the 13th month of salary into monthly installments. Unions argue that installments save companies money because of inflation, and forced vacations make it impossible for families to plan and take time off.</w:t>
         <w:br/>
-        <w:t xml:space="preserve">     The business community is taking note of this evolution, said Maude Lovell, executive director of the Northeast Chamber of Commerce. She said that there's now a waiting list for once-vacant storefronts along Central Avenue _ occupancy rates are higher than ever.</w:t>
+        <w:t>"If you really want to make the system work and bring about social equality and reform… take a look at these onerous labor laws that prevent new workers coming into the system and getting their first jobs," said Jerry Haar, a senior research associate at the University of Miami's North-South Center.</w:t>
         <w:br/>
-        <w:t xml:space="preserve">     Newcomers include several artist studios and other cultural organizations, including Ballet of the Dolls, a cutting-edge dance troupe that recently relocated its studio to a big old white warehouse along Central Avenue. The group also is in the process of renovating a new performance space in the old Ritz Theater, vacant for decades.</w:t>
-        <w:br/>
-        <w:t xml:space="preserve">     Restaurants are feeling the energy, too. The Holy Land, a Middle Eastern restaurant that opened years ago in an old TV repair shop, is in the process of completing a $1.4 million expansion.</w:t>
-        <w:br/>
-        <w:t xml:space="preserve">     Closer to downtown along the river, millions of dollars have been spent to renovate warehouse buildings and build dozens of swanky businesses, including Rounds' Boom bar and Oddfellows restaurant, which he and some business partners built in an old Masonic Temple along E. Hennepin.</w:t>
-        <w:br/>
-        <w:t xml:space="preserve">     Nurturing these kinds of creative communities is important because they nurture new technologies, wealth and other good economic efforts, giving "creative" cities a competitive advantage over non-creative cities, Florida writes.</w:t>
-        <w:br/>
-        <w:t xml:space="preserve">     Creative class growing</w:t>
-        <w:br/>
-        <w:t xml:space="preserve">     Nationwide, the creative class now comprises nearly 30 percent of the workforce, almost twice what it was 20 years ago, and 10 times what it was at the turn of the last century.</w:t>
-        <w:br/>
-        <w:t xml:space="preserve">     Mary Altman, public arts administrator for the city's office of cultural affairs, said that the city doesn't have any studies to determine the economic impact of gays and bohemians on nieghborhoods, but "it's the kind of thing where lots of people would say they know it in their gut and have anecdotal stories to back it up," she said.</w:t>
-        <w:br/>
-        <w:t xml:space="preserve">       Minneapolis real estate agent Sheldon Hoffman has no doubt there's a correlation. His affluent, well-educated and typically liberal clients are sometimes willing to spend more than a million dollars on a townhouse or loft on a downtown riverfront that was abandoned and neglected less than a decade ago.</w:t>
-        <w:br/>
-        <w:t xml:space="preserve">     They're making the move, he said, because they want to surround themselves with people who don't look like themselves and people who think "outside the box."</w:t>
-        <w:br/>
-        <w:t xml:space="preserve">    "One of their housing prerequisites is a diverse cultural community," he said. "They don't want gated communities, they don't want to be insulated from urban society."</w:t>
-        <w:br/>
-        <w:t xml:space="preserve">      Many are people who own their own businesses or work downtown, but could afford to live anywhere, Hoffman said.</w:t>
-        <w:br/>
-        <w:t xml:space="preserve">      "I think that the decision to move to the cities from the suburbs is a profound lifestyle change and the people that embrace that change of lifestyle tend to be open-minded," he said. "Open-minded and ready to accept different kinds of people and lifestyles."</w:t>
-        <w:br/>
-        <w:t xml:space="preserve">    _ Jim Buchta is at jbuchta@startribune.com.  </w:t>
-        <w:br/>
-        <w:t xml:space="preserve">     Most creative cities</w:t>
-        <w:br/>
-        <w:t xml:space="preserve">     According to the creativity index of Richard Florida, a professor at Carnegie Mellon University in Pittsburgh, these are the most creative U.S. cities for regions with more than a million people.</w:t>
-        <w:br/>
-        <w:t xml:space="preserve">    1. San Francisco</w:t>
-        <w:br/>
-        <w:t xml:space="preserve">    2. Austin, Texas</w:t>
-        <w:br/>
-        <w:t xml:space="preserve">    3. (tie) San Diego and Boston</w:t>
-        <w:br/>
-        <w:t xml:space="preserve">    5. Seattle</w:t>
-        <w:br/>
-        <w:t xml:space="preserve">    6. Raleigh-Durham, N.C.</w:t>
-        <w:br/>
-        <w:t xml:space="preserve">    7. Houston</w:t>
-        <w:br/>
-        <w:t xml:space="preserve">    8. Washington-Baltimore</w:t>
-        <w:br/>
-        <w:t xml:space="preserve">    9. New York</w:t>
-        <w:br/>
-        <w:t xml:space="preserve">    10. (tie) Dallas and Minneapolis/St. Paul</w:t>
-        <w:br/>
-        <w:br/>
-        <w:t>Graphic</w:t>
-        <w:br/>
-        <w:br/>
-        <w:t xml:space="preserve"> </w:t>
-        <w:br/>
-        <w:t>PHOTO</w:t>
+        <w:t>Kevin G. Hall's e-mail address is khall@krwashington.com.</w:t>
       </w:r>
     </w:p>
     <w:sectPr>

--- a/example_articles/countries/Brazil/5.countries_Brazil_Other_publisher.docx
+++ b/example_articles/countries/Brazil/5.countries_Brazil_Other_publisher.docx
@@ -7,9 +7,9 @@
         <w:pStyle w:val="Heading1"/>
       </w:pPr>
       <w:r>
-        <w:t>Tough job for old labor leader;</w:t>
+        <w:t>Rio is town of two worlds;</w:t>
         <w:br/>
-        <w:t>Brazil's new president won gains as a union man. Fixing the economy may mean givebacks.</w:t>
+        <w:t>Above the posh areas, slums shame the country.</w:t>
       </w:r>
     </w:p>
     <w:p>
@@ -19,12 +19,12 @@
     </w:p>
     <w:p>
       <w:r>
-        <w:t>Date: 2002-11-08</w:t>
+        <w:t>Date: 2001-06-22</w:t>
       </w:r>
     </w:p>
     <w:p>
       <w:r>
-        <w:t>Section: BUSINESS; Pg. D02</w:t>
+        <w:t>Section: EDITORIAL; Pg. A21</w:t>
       </w:r>
     </w:p>
     <w:p>
@@ -51,47 +51,51 @@
     </w:p>
     <w:p>
       <w:r>
-        <w:t>For most of his adult life, union leader Luiz Inacio Lula da Silva fought for workers' benefits that made Brazilian products too expensive on world markets. Now, as the next president of the nation with South America's largest economy, he may have to roll back those benefits.</w:t>
+        <w:t>From the top of Corcovado Mountain, beneath the 10-story statue of Christ the Redeemer, you can see the endless stretch of Rio's fabulous bays and beaches.</w:t>
         <w:br/>
-        <w:t>Enticing his supporters to join with government and business to overhaul the nation's outdated labor laws could prove to be one of his biggest challenges after he takes office Jan. 1.</w:t>
+        <w:t>But let your eye stray to a sharply pointed hill just past the far end of fabled Ipanema beach, and you see a squatter slum sprawling down from the top toward Rio's poshest houses.</w:t>
         <w:br/>
-        <w:t>The president-elect was host to union leaders and the heads of major industry groups yesterday, trying to set in motion negotiations that would yield better wages for workers in exchange for the productivity gains that business seeks.</w:t>
+        <w:t>That is Rocinha, Rio's biggest favela, home to 150,000 poor, and the largest of 600 or so favelas around the city. This is the paradox of Brazil, the world's fifth largest state in area and population (170 million). In the 1980s, the country emerged from centuries of colonial rule, oligarchy and dictatorship into full-blown democracy, with the potential to lead Latin America. It has one foot in the First world and the other in the Third.</w:t>
         <w:br/>
-        <w:t>Brazilian reform efforts could become a yardstick for the region and will be watched closely by Latin neighbors whose economies are struggling.</w:t>
+        <w:t>But Brazil is held back by the biggest inequality gap in the world.</w:t>
         <w:br/>
-        <w:t>The idea for a "social pact" comes from Spain's successful 1977 negotiation among the government, the private sector and unions, which required all to make sacrifices for the country's economic well-being. Almost a decade ago, Brazil forged a similar pact in the car industry, in which business and labor made concessions that helped spur rapid growth in manufacturing.</w:t>
+        <w:t>First-world Brazil is easy to find in Rio. The middle and upper middle classes take morning strolls below beachfront apartments. No woman appears on Ipanema with a bathing suit larger than three triangles and some string. Bookstores and Internet cafes pop up between the swanky clothing shops and bars.</w:t>
         <w:br/>
-        <w:t>"This worked because it was one sector, and the automotive sector in the economy is extremely important," said Diogo Clemente, a consultant and former human resources director for Ford Motor Co. in Brazil. A safer and surer approach, he said, would be negotiating sector by sector instead of trying for a broad "social pact."</w:t>
+        <w:t>This is a country with top-notch universities, high-tech exports and half of Latin America's Internet users. Cell phones and automatic teller machines are ubiquitous, and all Brazilians vote electronically on machines that do an instant tally.</w:t>
         <w:br/>
-        <w:t>Attending the meeting as members of Lula's Economic and Social Development Advisory Board were industrial heavyweights such as Eugenio Staub, the head of Gradiente, Brazil's large electronics manufacturer.</w:t>
+        <w:t>The well-to-do lunch at Mariu's restaurant on Copacabana, where waiters bring endless chunks of chicken, pork, beef, and wild boar on skewers. Intellectuals flock to hear their version of Bob Dylan: the black-clad, fiftysomething Caetano Veloso, who sings of Brazil's self-doubts and its violence, backed up by a cellist and African-style drummers. Younger Brazilians love the music of the elegant Fernanda Abreu, mixes rock and samba and the Afro-Brazilian rhythms she hears in the favelas in an effort to blend the culture of "the asphalt" (the developed economy) and the slums.</w:t>
         <w:br/>
-        <w:t>"The discussion isn't about sacrifice. Everyone in Brazil has sacrificed for 20 years. We are seeking a way out of sacrifice," Staub told reporters.</w:t>
+        <w:t>Beyond music, the First and Third Worlds aren't so easily blended. This is a society in which the wealthiest 10 percent of Brazilians have 28 times the income of the poorest 40 percent. While the middle class is growing, tens of millions of urban and rural poor are virtually marginalized from society. Even though 1.2 million of its 5.7 million residents live in the favelas, Rio didn't include the slums on its maps until 1994.</w:t>
         <w:br/>
-        <w:t>Unions that represent about a quarter of the workforce appear less conciliatory. They criticize the idea of trading away labor privileges, some so old they were patterned after laws imposed by Italian fascist Benito Mussolini in the 1940s.</w:t>
+        <w:t>Ten minutes from Ipanema you can drive Rocinha's one rough, narrow road, winding sharply uphill past warrens of flimsy concrete homes and storefronts. They exist without legal deeds or municipal services or payment of taxes. I watched sewage pour down the hill in an open trough (when it rained, I couldn't even enter the favela). There's no hospital, and the primary schools hold only 1,000 of 6,000 kids in the age group. Most favela kids never even finish primary school.</w:t>
         <w:br/>
-        <w:t>"We are comfortable that the president-elect has the legitimacy to start this national dialogue, and we are willing to contribute to this pact," said Marcia Felipe, one of 24 directors of the Petroleum Workers Union of Rio de Janeiro State. "But workers in Brazil have been the most hurt through the years, and we can't forget that when discussing this pact. Business must now contribute a bit more."</w:t>
+        <w:t>Electric lines are a jumble of wires as residents tap illegally into the lines of the few legitimate ratepayers. The whole place is run by drug gangs. I didn't see the guns, but I was told they appear if a stranger ventures beyond the main street. Crime spills over into the lower city (the elite, manicured American school just below the favela is surrounded by high fences). Police never patrol the favelas, and politicians, who aren't elected by district, mostly ignore the slums.</w:t>
         <w:br/>
-        <w:t>Banking-sector unions, among the country's most organized, warn that they will not give in to demands for more flexibility in wages and benefits.</w:t>
+        <w:t>Yet Rocinha shows where hope lies for the meeting of First and Third worlds. It reveals how favelas could evolve into working-class districts. Brazil's market reforms over the past decade have produced growth, creating jobs, which enable even slum-dwellers to build, or to start small shops. Supermarkets are well-stocked with Bravo and Raid and plastic diapers and Peanuts cards in Portuguese. Sidewalk stands hawk cell phones that are snapped up because there are so few landlines, and a mini-McDonald's has moved in that sells only ice cream.</w:t>
         <w:br/>
-        <w:t>"We want Lula, who says he will be the negotiator for the working class, to tell the business class that [flexibility] won't generate employment," said Marcelo de Oliveira Silva, general coordinator of the Banking Union of the Baixada Fluminense, a large region of metropolitan Rio de Janeiro. "If banks today make billions in profit and are reducing the number of employees, you can't say flexibility will mean better pay."</w:t>
+        <w:t>A growing number of Brazilian nongovernmental agencies provide some services to Rocinha where government has failed. I visited one, Viva Rio!, whose dedicated staff offers microloans to the poor (who can't get credit at banks) along with advice to gray market businesses on how they can go legit and get legal papers.</w:t>
         <w:br/>
-        <w:t>Brazil's president-elect also faces the challenge of curbing runaway labor complaints. The nation's Supreme Labor Tribunal said new complaints last year exceeded 2.3 million, and that 58 percent of the complaints were against the government as an employer. On average it takes four years for courts to resolve a labor complaint, but labor lawyers such as Jose Teixera de Lima, who has practiced for 25 years in Rio de Janeiro, say cases lasting 20 years are not uncommon.</w:t>
+        <w:t>As for government, the governor of Rio state is showing some interest in promoting crucial primary education in the slums. This is only a bare beginning. Rocinha may be the First World of favelas, but many others are little more than clusters of shacks. Brazil's current energy crisis could put the economy, and jobs for the poor, into a tailspin.</w:t>
         <w:br/>
-        <w:t>"Twenty years in a lawsuit, you lose hope, you lose finality, you lose objectivity. It obstructs justice. Demoralizes," he said.</w:t>
+        <w:t>It's hard to see how Brazil can make it into the First world until government policy knits its Third-world sectors into the country's fabric. The gap between Ipanema and Rocinha must shrink - at least a little - for Brazil to move into prime time.</w:t>
         <w:br/>
-        <w:t>Lula says that his past as Brazil's best-known trade unionist makes him credible to both business and labor and that he can bridge the divide between workers and capital. Unions clearly expect him to come down on their side. Business distrusts him.</w:t>
+        <w:t xml:space="preserve">Trudy Rubin's column appears on Wednesdays and Fridays. Her e-mail address is trubin@phillynews.com  </w:t>
         <w:br/>
-        <w:t>Absent a pact that makes industry more competitive, business leaders warn, Brazil's economy will remain in the dumps and Lula will not have the tax revenue to pay for schools and health care.</w:t>
         <w:br/>
-        <w:t>An estimated 60 percent of Brazil's workforce is in the informal or semi-informal economy, not paying taxes or contributing to the social security system that pays welfare and government pension programs, which now pay out more than they bring in.</w:t>
+        <w:t>Notes</w:t>
         <w:br/>
-        <w:t>Business in Brazil pays 80 percent to 102 percent of its wages in benefits, taxes and social welfare contributions required by the government. Workers are guaranteed 13 months of pay in the calendar year, 30 days of vacation and a bonus of one-third of salary during that vacation period. Firing a worker requires 30 days' notice and a host of pay benefits for that worker.</w:t>
         <w:br/>
-        <w:t>Business is resigned to keeping the generous benefit structure but wants the flexibility to make workers use vacation time during low-demand periods, and to spread the 13th month of salary into monthly installments. Unions argue that installments save companies money because of inflation, and forced vacations make it impossible for families to plan and take time off.</w:t>
+        <w:t>Worldview</w:t>
         <w:br/>
-        <w:t>"If you really want to make the system work and bring about social equality and reform… take a look at these onerous labor laws that prevent new workers coming into the system and getting their first jobs," said Jerry Haar, a senior research associate at the University of Miami's North-South Center.</w:t>
         <w:br/>
-        <w:t>Kevin G. Hall's e-mail address is khall@krwashington.com.</w:t>
+        <w:t>Graphic</w:t>
+        <w:br/>
+        <w:br/>
+        <w:t xml:space="preserve"> </w:t>
+        <w:br/>
+        <w:t>PHOTO;</w:t>
+        <w:br/>
+        <w:t>PEDRO MOLINA</w:t>
       </w:r>
     </w:p>
     <w:sectPr>

--- a/example_articles/countries/Brazil/5.countries_Brazil_Other_publisher.docx
+++ b/example_articles/countries/Brazil/5.countries_Brazil_Other_publisher.docx
@@ -7,9 +7,7 @@
         <w:pStyle w:val="Heading1"/>
       </w:pPr>
       <w:r>
-        <w:t>Rio is town of two worlds;</w:t>
-        <w:br/>
-        <w:t>Above the posh areas, slums shame the country.</w:t>
+        <w:t>Ex-Brazilian president convicted of corruption; Silva will remain free while appeal is heard in case.; BRAZIL</w:t>
       </w:r>
     </w:p>
     <w:p>
@@ -19,17 +17,17 @@
     </w:p>
     <w:p>
       <w:r>
-        <w:t>Date: 2001-06-22</w:t>
+        <w:t>Date: 2017-07-13</w:t>
       </w:r>
     </w:p>
     <w:p>
       <w:r>
-        <w:t>Section: EDITORIAL; Pg. A21</w:t>
+        <w:t>Section: ; Pg. A4</w:t>
       </w:r>
     </w:p>
     <w:p>
       <w:r>
-        <w:t>Source file: Other publishers/Files (500) (25).DOCX</w:t>
+        <w:t>Source file: Other publishers/Files (500) (8).DOCX</w:t>
       </w:r>
     </w:p>
     <w:p>
@@ -51,51 +49,31 @@
     </w:p>
     <w:p>
       <w:r>
-        <w:t>From the top of Corcovado Mountain, beneath the 10-story statue of Christ the Redeemer, you can see the endless stretch of Rio's fabulous bays and beaches.</w:t>
+        <w:t>Former Brazilian President Luiz Inacio Lula da Silva, found guilty of corruption and money laundering, was sentenced Wednesday to almost 10 years in prison. Dozens of Brazil's elite have been jailed in a sprawling graft probe.</w:t>
         <w:br/>
-        <w:t>But let your eye stray to a sharply pointed hill just past the far end of fabled Ipanema beach, and you see a squatter slum sprawling down from the top toward Rio's poshest houses.</w:t>
+        <w:t>RIO DE JANEIRO - Former Brazilian President Luiz Inacio Lula da Silva was found guilty of corruption and money laundering Wednesday and sentenced to almost 10 years in prison, the highest-profile conviction yet in the sprawling graft investigation that has jailed dozens of Brazil's elite.</w:t>
         <w:br/>
-        <w:t>That is Rocinha, Rio's biggest favela, home to 150,000 poor, and the largest of 600 or so favelas around the city. This is the paradox of Brazil, the world's fifth largest state in area and population (170 million). In the 1980s, the country emerged from centuries of colonial rule, oligarchy and dictatorship into full-blown democracy, with the potential to lead Latin America. It has one foot in the First world and the other in the Third.</w:t>
+        <w:t>The decision by Judge Sergio Moro was widely expected, even by Silva's own defense team, but was still stunning. The charismatic leader left office on Dec. 31, 2010, with sky-high popularity and is credited with pulling millions of Brazilians out of poverty and turning Latin America's largest nation into an important player on the world stage.</w:t>
         <w:br/>
-        <w:t>But Brazil is held back by the biggest inequality gap in the world.</w:t>
+        <w:t>Brazil's first working-class president will remain free while an appeal is heard, but he is now also the country's first ex-president to be convicted in a criminal proceeding at least since democracy was restored in the 1980s.</w:t>
         <w:br/>
-        <w:t>First-world Brazil is easy to find in Rio. The middle and upper middle classes take morning strolls below beachfront apartments. No woman appears on Ipanema with a bathing suit larger than three triangles and some string. Bookstores and Internet cafes pop up between the swanky clothing shops and bars.</w:t>
+        <w:t>In many quarters, the man known to Brazilians simply as Lula remains revered - both for his economic policies and his role in fighting for democracy during the country's dictatorship. The 71-year-old has been considered a front-runner for next year's presidential election.</w:t>
         <w:br/>
-        <w:t>This is a country with top-notch universities, high-tech exports and half of Latin America's Internet users. Cell phones and automatic teller machines are ubiquitous, and all Brazilians vote electronically on machines that do an instant tally.</w:t>
+        <w:t>The case is part of the huge "Operation Car Wash" corruption investigation centered on state-run oil giant Petrobras that has led to the convictions of dozens of business executives and politicians.</w:t>
         <w:br/>
-        <w:t>The well-to-do lunch at Mariu's restaurant on Copacabana, where waiters bring endless chunks of chicken, pork, beef, and wild boar on skewers. Intellectuals flock to hear their version of Bob Dylan: the black-clad, fiftysomething Caetano Veloso, who sings of Brazil's self-doubts and its violence, backed up by a cellist and African-style drummers. Younger Brazilians love the music of the elegant Fernanda Abreu, mixes rock and samba and the Afro-Brazilian rhythms she hears in the favelas in an effort to blend the culture of "the asphalt" (the developed economy) and the slums.</w:t>
+        <w:t>That probe has also led to charges against current President Michel Temer, who is accused of taking bribes from a meatpacking executive in exchange for helping the company obtain favorable government decisions. Temer denies wrongdoing, and the lower house of Congress will decide if he stands trial.</w:t>
         <w:br/>
-        <w:t>Beyond music, the First and Third Worlds aren't so easily blended. This is a society in which the wealthiest 10 percent of Brazilians have 28 times the income of the poorest 40 percent. While the middle class is growing, tens of millions of urban and rural poor are virtually marginalized from society. Even though 1.2 million of its 5.7 million residents live in the favelas, Rio didn't include the slums on its maps until 1994.</w:t>
+        <w:t>Silva was accused of receiving a beachfront apartment and repairs to the property as kickbacks from construction company OAS. Prosecutors also alleged that OAS paid to store Silva's belongings, but Moro dismissed that part of the case.</w:t>
         <w:br/>
-        <w:t>Ten minutes from Ipanema you can drive Rocinha's one rough, narrow road, winding sharply uphill past warrens of flimsy concrete homes and storefronts. They exist without legal deeds or municipal services or payment of taxes. I watched sewage pour down the hill in an open trough (when it rained, I couldn't even enter the favela). There's no hospital, and the primary schools hold only 1,000 of 6,000 kids in the age group. Most favela kids never even finish primary school.</w:t>
+        <w:t>Silva also faces charges in four other cases. The former union leader has said all the charges are completely unfounded, and his defiant testimony in the case decided Wednesday was billed as a showdown between himself and Moro. Both men are viewed as national heroes by some parts of Brazilian society.</w:t>
         <w:br/>
-        <w:t>Electric lines are a jumble of wires as residents tap illegally into the lines of the few legitimate ratepayers. The whole place is run by drug gangs. I didn't see the guns, but I was told they appear if a stranger ventures beyond the main street. Crime spills over into the lower city (the elite, manicured American school just below the favela is surrounded by high fences). Police never patrol the favelas, and politicians, who aren't elected by district, mostly ignore the slums.</w:t>
+        <w:t>"The present conviction does not bring this judge any personal satisfaction. Quite the contrary, it is regrettable that a former president be criminally convicted," Moro wrote in his decision. "It doesn't matter how high you are, the law is still above you."</w:t>
         <w:br/>
-        <w:t>Yet Rocinha shows where hope lies for the meeting of First and Third worlds. It reveals how favelas could evolve into working-class districts. Brazil's market reforms over the past decade have produced growth, creating jobs, which enable even slum-dwellers to build, or to start small shops. Supermarkets are well-stocked with Bravo and Raid and plastic diapers and Peanuts cards in Portuguese. Sidewalk stands hawk cell phones that are snapped up because there are so few landlines, and a mini-McDonald's has moved in that sells only ice cream.</w:t>
+        <w:t>Moro said he did not order Silva's immediate arrest because the conviction of a president is such a serious matter that he felt the former leader's appeal should be heard first.</w:t>
         <w:br/>
-        <w:t>A growing number of Brazilian nongovernmental agencies provide some services to Rocinha where government has failed. I visited one, Viva Rio!, whose dedicated staff offers microloans to the poor (who can't get credit at banks) along with advice to gray market businesses on how they can go legit and get legal papers.</w:t>
+        <w:t>The case now goes before a group of magistrates. If they uphold the conviction, Brazilian law says Silva would be barred from seeking office. Moro also ruled that Silva should be barred from public office for 19 years.</w:t>
         <w:br/>
-        <w:t>As for government, the governor of Rio state is showing some interest in promoting crucial primary education in the slums. This is only a bare beginning. Rocinha may be the First World of favelas, but many others are little more than clusters of shacks. Brazil's current energy crisis could put the economy, and jobs for the poor, into a tailspin.</w:t>
-        <w:br/>
-        <w:t>It's hard to see how Brazil can make it into the First world until government policy knits its Third-world sectors into the country's fabric. The gap between Ipanema and Rocinha must shrink - at least a little - for Brazil to move into prime time.</w:t>
-        <w:br/>
-        <w:t xml:space="preserve">Trudy Rubin's column appears on Wednesdays and Fridays. Her e-mail address is trubin@phillynews.com  </w:t>
-        <w:br/>
-        <w:br/>
-        <w:t>Notes</w:t>
-        <w:br/>
-        <w:br/>
-        <w:t>Worldview</w:t>
-        <w:br/>
-        <w:br/>
-        <w:t>Graphic</w:t>
-        <w:br/>
-        <w:br/>
-        <w:t xml:space="preserve"> </w:t>
-        <w:br/>
-        <w:t>PHOTO;</w:t>
-        <w:br/>
-        <w:t>PEDRO MOLINA</w:t>
+        <w:t>Lawyers for Silva, who served as president from 2003 through 2010, did not immediately respond to requests for comment.</w:t>
       </w:r>
     </w:p>
     <w:sectPr>
